--- a/RAG-08/HNSW and IVFFlat.docx
+++ b/RAG-08/HNSW and IVFFlat.docx
@@ -12,16 +12,8 @@
         <w:rPr>
           <w:lang w:val="en-US"/>
         </w:rPr>
-        <w:t xml:space="preserve">HNSW and </w:t>
+        <w:t>HNSW and IVFFlat</w:t>
       </w:r>
-      <w:proofErr w:type="spellStart"/>
-      <w:r>
-        <w:rPr>
-          <w:lang w:val="en-US"/>
-        </w:rPr>
-        <w:t>IVFFlat</w:t>
-      </w:r>
-      <w:proofErr w:type="spellEnd"/>
     </w:p>
     <w:p>
       <w:pPr>
@@ -157,6 +149,250 @@
           <w:lang w:val="en-US"/>
         </w:rPr>
       </w:pPr>
+      <w:r>
+        <w:rPr>
+          <w:lang w:val="en-US"/>
+        </w:rPr>
+        <w:t xml:space="preserve">RAG Evaluations </w:t>
+      </w:r>
+    </w:p>
+    <w:p>
+      <w:pPr>
+        <w:rPr>
+          <w:lang w:val="en-US"/>
+        </w:rPr>
+      </w:pPr>
+      <w:r>
+        <w:rPr>
+          <w:noProof/>
+        </w:rPr>
+        <w:lastRenderedPageBreak/>
+        <w:drawing>
+          <wp:inline distT="0" distB="0" distL="0" distR="0" wp14:anchorId="6D8C5085" wp14:editId="73EA7BEC">
+            <wp:extent cx="5731510" cy="3582035"/>
+            <wp:effectExtent l="0" t="0" r="2540" b="0"/>
+            <wp:docPr id="854051867" name="Picture 1"/>
+            <wp:cNvGraphicFramePr>
+              <a:graphicFrameLocks xmlns:a="http://schemas.openxmlformats.org/drawingml/2006/main" noChangeAspect="1"/>
+            </wp:cNvGraphicFramePr>
+            <a:graphic xmlns:a="http://schemas.openxmlformats.org/drawingml/2006/main">
+              <a:graphicData uri="http://schemas.openxmlformats.org/drawingml/2006/picture">
+                <pic:pic xmlns:pic="http://schemas.openxmlformats.org/drawingml/2006/picture">
+                  <pic:nvPicPr>
+                    <pic:cNvPr id="854051867" name=""/>
+                    <pic:cNvPicPr/>
+                  </pic:nvPicPr>
+                  <pic:blipFill>
+                    <a:blip r:embed="rId6"/>
+                    <a:stretch>
+                      <a:fillRect/>
+                    </a:stretch>
+                  </pic:blipFill>
+                  <pic:spPr>
+                    <a:xfrm>
+                      <a:off x="0" y="0"/>
+                      <a:ext cx="5731510" cy="3582035"/>
+                    </a:xfrm>
+                    <a:prstGeom prst="rect">
+                      <a:avLst/>
+                    </a:prstGeom>
+                  </pic:spPr>
+                </pic:pic>
+              </a:graphicData>
+            </a:graphic>
+          </wp:inline>
+        </w:drawing>
+      </w:r>
+    </w:p>
+    <w:p>
+      <w:pPr>
+        <w:rPr>
+          <w:lang w:val="en-US"/>
+        </w:rPr>
+      </w:pPr>
+      <w:r>
+        <w:rPr>
+          <w:noProof/>
+        </w:rPr>
+        <w:drawing>
+          <wp:inline distT="0" distB="0" distL="0" distR="0" wp14:anchorId="51407B06" wp14:editId="36BA484D">
+            <wp:extent cx="5731510" cy="3582035"/>
+            <wp:effectExtent l="0" t="0" r="2540" b="0"/>
+            <wp:docPr id="1257598850" name="Picture 1"/>
+            <wp:cNvGraphicFramePr>
+              <a:graphicFrameLocks xmlns:a="http://schemas.openxmlformats.org/drawingml/2006/main" noChangeAspect="1"/>
+            </wp:cNvGraphicFramePr>
+            <a:graphic xmlns:a="http://schemas.openxmlformats.org/drawingml/2006/main">
+              <a:graphicData uri="http://schemas.openxmlformats.org/drawingml/2006/picture">
+                <pic:pic xmlns:pic="http://schemas.openxmlformats.org/drawingml/2006/picture">
+                  <pic:nvPicPr>
+                    <pic:cNvPr id="1257598850" name=""/>
+                    <pic:cNvPicPr/>
+                  </pic:nvPicPr>
+                  <pic:blipFill>
+                    <a:blip r:embed="rId7"/>
+                    <a:stretch>
+                      <a:fillRect/>
+                    </a:stretch>
+                  </pic:blipFill>
+                  <pic:spPr>
+                    <a:xfrm>
+                      <a:off x="0" y="0"/>
+                      <a:ext cx="5731510" cy="3582035"/>
+                    </a:xfrm>
+                    <a:prstGeom prst="rect">
+                      <a:avLst/>
+                    </a:prstGeom>
+                  </pic:spPr>
+                </pic:pic>
+              </a:graphicData>
+            </a:graphic>
+          </wp:inline>
+        </w:drawing>
+      </w:r>
+    </w:p>
+    <w:p>
+      <w:pPr>
+        <w:rPr>
+          <w:lang w:val="en-US"/>
+        </w:rPr>
+      </w:pPr>
+      <w:r>
+        <w:rPr>
+          <w:noProof/>
+        </w:rPr>
+        <w:lastRenderedPageBreak/>
+        <w:drawing>
+          <wp:inline distT="0" distB="0" distL="0" distR="0" wp14:anchorId="655BA4BF" wp14:editId="6192E0A0">
+            <wp:extent cx="5731510" cy="3582035"/>
+            <wp:effectExtent l="0" t="0" r="2540" b="0"/>
+            <wp:docPr id="1116979946" name="Picture 1"/>
+            <wp:cNvGraphicFramePr>
+              <a:graphicFrameLocks xmlns:a="http://schemas.openxmlformats.org/drawingml/2006/main" noChangeAspect="1"/>
+            </wp:cNvGraphicFramePr>
+            <a:graphic xmlns:a="http://schemas.openxmlformats.org/drawingml/2006/main">
+              <a:graphicData uri="http://schemas.openxmlformats.org/drawingml/2006/picture">
+                <pic:pic xmlns:pic="http://schemas.openxmlformats.org/drawingml/2006/picture">
+                  <pic:nvPicPr>
+                    <pic:cNvPr id="1116979946" name=""/>
+                    <pic:cNvPicPr/>
+                  </pic:nvPicPr>
+                  <pic:blipFill>
+                    <a:blip r:embed="rId8"/>
+                    <a:stretch>
+                      <a:fillRect/>
+                    </a:stretch>
+                  </pic:blipFill>
+                  <pic:spPr>
+                    <a:xfrm>
+                      <a:off x="0" y="0"/>
+                      <a:ext cx="5731510" cy="3582035"/>
+                    </a:xfrm>
+                    <a:prstGeom prst="rect">
+                      <a:avLst/>
+                    </a:prstGeom>
+                  </pic:spPr>
+                </pic:pic>
+              </a:graphicData>
+            </a:graphic>
+          </wp:inline>
+        </w:drawing>
+      </w:r>
+    </w:p>
+    <w:p>
+      <w:pPr>
+        <w:rPr>
+          <w:lang w:val="en-US"/>
+        </w:rPr>
+      </w:pPr>
+      <w:r>
+        <w:rPr>
+          <w:noProof/>
+        </w:rPr>
+        <w:drawing>
+          <wp:inline distT="0" distB="0" distL="0" distR="0" wp14:anchorId="064A0B79" wp14:editId="397B92D9">
+            <wp:extent cx="5731510" cy="3582035"/>
+            <wp:effectExtent l="0" t="0" r="2540" b="0"/>
+            <wp:docPr id="1170464839" name="Picture 1"/>
+            <wp:cNvGraphicFramePr>
+              <a:graphicFrameLocks xmlns:a="http://schemas.openxmlformats.org/drawingml/2006/main" noChangeAspect="1"/>
+            </wp:cNvGraphicFramePr>
+            <a:graphic xmlns:a="http://schemas.openxmlformats.org/drawingml/2006/main">
+              <a:graphicData uri="http://schemas.openxmlformats.org/drawingml/2006/picture">
+                <pic:pic xmlns:pic="http://schemas.openxmlformats.org/drawingml/2006/picture">
+                  <pic:nvPicPr>
+                    <pic:cNvPr id="1170464839" name=""/>
+                    <pic:cNvPicPr/>
+                  </pic:nvPicPr>
+                  <pic:blipFill>
+                    <a:blip r:embed="rId9"/>
+                    <a:stretch>
+                      <a:fillRect/>
+                    </a:stretch>
+                  </pic:blipFill>
+                  <pic:spPr>
+                    <a:xfrm>
+                      <a:off x="0" y="0"/>
+                      <a:ext cx="5731510" cy="3582035"/>
+                    </a:xfrm>
+                    <a:prstGeom prst="rect">
+                      <a:avLst/>
+                    </a:prstGeom>
+                  </pic:spPr>
+                </pic:pic>
+              </a:graphicData>
+            </a:graphic>
+          </wp:inline>
+        </w:drawing>
+      </w:r>
+    </w:p>
+    <w:p>
+      <w:pPr>
+        <w:rPr>
+          <w:lang w:val="en-US"/>
+        </w:rPr>
+      </w:pPr>
+      <w:r>
+        <w:rPr>
+          <w:noProof/>
+        </w:rPr>
+        <w:lastRenderedPageBreak/>
+        <w:drawing>
+          <wp:inline distT="0" distB="0" distL="0" distR="0" wp14:anchorId="49635584" wp14:editId="58A4D0D6">
+            <wp:extent cx="5731510" cy="3582035"/>
+            <wp:effectExtent l="0" t="0" r="2540" b="0"/>
+            <wp:docPr id="71502907" name="Picture 1"/>
+            <wp:cNvGraphicFramePr>
+              <a:graphicFrameLocks xmlns:a="http://schemas.openxmlformats.org/drawingml/2006/main" noChangeAspect="1"/>
+            </wp:cNvGraphicFramePr>
+            <a:graphic xmlns:a="http://schemas.openxmlformats.org/drawingml/2006/main">
+              <a:graphicData uri="http://schemas.openxmlformats.org/drawingml/2006/picture">
+                <pic:pic xmlns:pic="http://schemas.openxmlformats.org/drawingml/2006/picture">
+                  <pic:nvPicPr>
+                    <pic:cNvPr id="71502907" name=""/>
+                    <pic:cNvPicPr/>
+                  </pic:nvPicPr>
+                  <pic:blipFill>
+                    <a:blip r:embed="rId10"/>
+                    <a:stretch>
+                      <a:fillRect/>
+                    </a:stretch>
+                  </pic:blipFill>
+                  <pic:spPr>
+                    <a:xfrm>
+                      <a:off x="0" y="0"/>
+                      <a:ext cx="5731510" cy="3582035"/>
+                    </a:xfrm>
+                    <a:prstGeom prst="rect">
+                      <a:avLst/>
+                    </a:prstGeom>
+                  </pic:spPr>
+                </pic:pic>
+              </a:graphicData>
+            </a:graphic>
+          </wp:inline>
+        </w:drawing>
+      </w:r>
     </w:p>
     <w:sectPr>
       <w:pgSz w:w="11906" w:h="16838"/>
